--- a/wersje_robocze/spr2v2.docx
+++ b/wersje_robocze/spr2v2.docx
@@ -260,23 +260,7 @@
           <w:sz w:val="19"/>
           <w:szCs w:val="19"/>
         </w:rPr>
-        <w:t xml:space="preserve">System umożliwia specjalistom ds. </w:t>
-      </w:r>
-      <w:proofErr w:type="spellStart"/>
-      <w:r>
-        <w:rPr>
-          <w:sz w:val="19"/>
-          <w:szCs w:val="19"/>
-        </w:rPr>
-        <w:t>social</w:t>
-      </w:r>
-      <w:proofErr w:type="spellEnd"/>
-      <w:r>
-        <w:rPr>
-          <w:sz w:val="19"/>
-          <w:szCs w:val="19"/>
-        </w:rPr>
-        <w:t xml:space="preserve"> mediów wprowadzanie planowanych transmisji na żywo realizowanych przez podopiecznych</w:t>
+        <w:t>System umożliwia specjalistom ds. social mediów wprowadzanie planowanych transmisji na żywo realizowanych przez podopiecznych</w:t>
       </w:r>
     </w:p>
     <w:p>
@@ -961,23 +945,7 @@
           <w:sz w:val="19"/>
           <w:szCs w:val="19"/>
         </w:rPr>
-        <w:t xml:space="preserve">: Narzędzie ma ułatwić specjalistom ds. </w:t>
-      </w:r>
-      <w:proofErr w:type="spellStart"/>
-      <w:r>
-        <w:rPr>
-          <w:sz w:val="19"/>
-          <w:szCs w:val="19"/>
-        </w:rPr>
-        <w:t>social</w:t>
-      </w:r>
-      <w:proofErr w:type="spellEnd"/>
-      <w:r>
-        <w:rPr>
-          <w:sz w:val="19"/>
-          <w:szCs w:val="19"/>
-        </w:rPr>
-        <w:t xml:space="preserve"> mediów monitorowanie transmisji na żywo oraz zewnętrznych współprac z udziałem graczy. System wspiera również rejestrowanie i obsługę procesu transferu zawodnika do profesjonalnej drużyny</w:t>
+        <w:t>: Narzędzie ma ułatwić specjalistom ds. social mediów monitorowanie transmisji na żywo oraz zewnętrznych współprac z udziałem graczy. System wspiera również rejestrowanie i obsługę procesu transferu zawodnika do profesjonalnej drużyny</w:t>
       </w:r>
     </w:p>
     <w:p>
@@ -1979,33 +1947,7 @@
                 <w:lang w:eastAsia="pl-PL"/>
                 <w14:ligatures w14:val="none"/>
               </w:rPr>
-              <w:t xml:space="preserve">Specjalista ds. </w:t>
-            </w:r>
-            <w:proofErr w:type="spellStart"/>
-            <w:r>
-              <w:rPr>
-                <w:rFonts w:ascii="Arial" w:eastAsia="Times New Roman" w:hAnsi="Arial" w:cs="Arial"/>
-                <w:color w:val="000000"/>
-                <w:kern w:val="0"/>
-                <w:sz w:val="20"/>
-                <w:szCs w:val="20"/>
-                <w:lang w:eastAsia="pl-PL"/>
-                <w14:ligatures w14:val="none"/>
-              </w:rPr>
-              <w:t>social</w:t>
-            </w:r>
-            <w:proofErr w:type="spellEnd"/>
-            <w:r>
-              <w:rPr>
-                <w:rFonts w:ascii="Arial" w:eastAsia="Times New Roman" w:hAnsi="Arial" w:cs="Arial"/>
-                <w:color w:val="000000"/>
-                <w:kern w:val="0"/>
-                <w:sz w:val="20"/>
-                <w:szCs w:val="20"/>
-                <w:lang w:eastAsia="pl-PL"/>
-                <w14:ligatures w14:val="none"/>
-              </w:rPr>
-              <w:t xml:space="preserve"> mediów</w:t>
+              <w:t>Specjalista ds. social mediów</w:t>
             </w:r>
           </w:p>
         </w:tc>
@@ -2666,6 +2608,7 @@
         <w:rPr>
           <w:b/>
           <w:bCs/>
+          <w:noProof/>
         </w:rPr>
         <w:drawing>
           <wp:inline distT="0" distB="0" distL="0" distR="0" wp14:anchorId="2038A91C" wp14:editId="0C245726">
@@ -2706,43 +2649,36 @@
     </w:p>
     <w:p>
       <w:pPr>
-        <w:jc w:val="center"/>
         <w:rPr>
           <w:b/>
           <w:bCs/>
         </w:rPr>
       </w:pPr>
-    </w:p>
-    <w:p>
-      <w:pPr>
-        <w:jc w:val="center"/>
+      <w:r>
         <w:rPr>
           <w:b/>
           <w:bCs/>
         </w:rPr>
-      </w:pPr>
-    </w:p>
-    <w:p>
-      <w:pPr>
-        <w:jc w:val="center"/>
+        <w:br w:type="column"/>
+      </w:r>
+      <w:r>
         <w:rPr>
           <w:b/>
           <w:bCs/>
         </w:rPr>
-      </w:pPr>
-    </w:p>
-    <w:p>
-      <w:pPr>
-        <w:jc w:val="center"/>
+        <w:lastRenderedPageBreak/>
+        <w:t xml:space="preserve">Systemowy </w:t>
+      </w:r>
+      <w:r>
         <w:rPr>
           <w:b/>
           <w:bCs/>
         </w:rPr>
-      </w:pPr>
-    </w:p>
-    <w:p>
-      <w:pPr>
-        <w:jc w:val="center"/>
+        <w:t>diagram przypadków użycia</w:t>
+      </w:r>
+    </w:p>
+    <w:p>
+      <w:pPr>
         <w:rPr>
           <w:b/>
           <w:bCs/>
@@ -2751,7 +2687,6 @@
     </w:p>
     <w:p>
       <w:pPr>
-        <w:jc w:val="center"/>
         <w:rPr>
           <w:b/>
           <w:bCs/>
@@ -2760,7 +2695,6 @@
     </w:p>
     <w:p>
       <w:pPr>
-        <w:jc w:val="center"/>
         <w:rPr>
           <w:b/>
           <w:bCs/>
@@ -2775,66 +2709,11 @@
           <w:bCs/>
         </w:rPr>
       </w:pPr>
-    </w:p>
-    <w:p>
-      <w:pPr>
+      <w:r>
         <w:rPr>
           <w:b/>
           <w:bCs/>
-        </w:rPr>
-      </w:pPr>
-      <w:r>
-        <w:rPr>
-          <w:b/>
-          <w:bCs/>
-        </w:rPr>
-        <w:lastRenderedPageBreak/>
-        <w:t xml:space="preserve">Systemowy </w:t>
-      </w:r>
-      <w:r>
-        <w:rPr>
-          <w:b/>
-          <w:bCs/>
-        </w:rPr>
-        <w:t>diagram przypadków użycia</w:t>
-      </w:r>
-    </w:p>
-    <w:p>
-      <w:pPr>
-        <w:rPr>
-          <w:b/>
-          <w:bCs/>
-        </w:rPr>
-      </w:pPr>
-    </w:p>
-    <w:p>
-      <w:pPr>
-        <w:rPr>
-          <w:b/>
-          <w:bCs/>
-        </w:rPr>
-      </w:pPr>
-    </w:p>
-    <w:p>
-      <w:pPr>
-        <w:rPr>
-          <w:b/>
-          <w:bCs/>
-        </w:rPr>
-      </w:pPr>
-    </w:p>
-    <w:p>
-      <w:pPr>
-        <w:jc w:val="center"/>
-        <w:rPr>
-          <w:b/>
-          <w:bCs/>
-        </w:rPr>
-      </w:pPr>
-      <w:r>
-        <w:rPr>
-          <w:b/>
-          <w:bCs/>
+          <w:noProof/>
         </w:rPr>
         <w:drawing>
           <wp:inline distT="0" distB="0" distL="0" distR="0" wp14:anchorId="2B9A5C1B" wp14:editId="25F34A31">
@@ -2875,434 +2754,354 @@
     </w:p>
     <w:p>
       <w:pPr>
-        <w:jc w:val="center"/>
         <w:rPr>
           <w:b/>
           <w:bCs/>
         </w:rPr>
       </w:pPr>
-    </w:p>
-    <w:p>
-      <w:pPr>
-        <w:jc w:val="center"/>
+      <w:r>
         <w:rPr>
           <w:b/>
           <w:bCs/>
         </w:rPr>
-      </w:pPr>
-    </w:p>
-    <w:p>
-      <w:pPr>
-        <w:jc w:val="center"/>
+        <w:br w:type="column"/>
+      </w:r>
+      <w:r>
         <w:rPr>
           <w:b/>
           <w:bCs/>
         </w:rPr>
-      </w:pPr>
-    </w:p>
-    <w:p>
-      <w:pPr>
-        <w:jc w:val="center"/>
+        <w:lastRenderedPageBreak/>
+        <w:t xml:space="preserve">S1 Logowanie pracownika do systemu informatycznego </w:t>
+      </w:r>
+      <w:proofErr w:type="spellStart"/>
+      <w:r>
         <w:rPr>
           <w:b/>
           <w:bCs/>
         </w:rPr>
-      </w:pPr>
-    </w:p>
-    <w:p>
-      <w:pPr>
-        <w:jc w:val="center"/>
-        <w:rPr>
-          <w:b/>
-          <w:bCs/>
-        </w:rPr>
-      </w:pPr>
-    </w:p>
-    <w:p>
-      <w:pPr>
-        <w:jc w:val="center"/>
-        <w:rPr>
-          <w:b/>
-          <w:bCs/>
-        </w:rPr>
-      </w:pPr>
-    </w:p>
-    <w:p>
-      <w:pPr>
-        <w:jc w:val="center"/>
-        <w:rPr>
-          <w:b/>
-          <w:bCs/>
-        </w:rPr>
-      </w:pPr>
-    </w:p>
-    <w:p>
-      <w:pPr>
-        <w:rPr>
-          <w:b/>
-          <w:bCs/>
-        </w:rPr>
-      </w:pPr>
-      <w:r>
-        <w:rPr>
-          <w:b/>
-          <w:bCs/>
-        </w:rPr>
-        <w:lastRenderedPageBreak/>
-        <w:t xml:space="preserve">S1 Logowanie pracownika do systemu informatycznego </w:t>
+        <w:t>ProSeed</w:t>
+      </w:r>
+      <w:proofErr w:type="spellEnd"/>
+    </w:p>
+    <w:p>
+      <w:pPr>
+        <w:rPr>
+          <w:sz w:val="18"/>
+          <w:szCs w:val="18"/>
+        </w:rPr>
+      </w:pPr>
+      <w:r>
+        <w:rPr>
+          <w:sz w:val="18"/>
+          <w:szCs w:val="18"/>
+        </w:rPr>
+        <w:t>S1.1. Opis</w:t>
+      </w:r>
+      <w:r>
+        <w:rPr>
+          <w:sz w:val="18"/>
+          <w:szCs w:val="18"/>
+        </w:rPr>
+        <w:br/>
+      </w:r>
+      <w:r>
+        <w:rPr>
+          <w:sz w:val="18"/>
+          <w:szCs w:val="18"/>
+        </w:rPr>
+        <w:t xml:space="preserve">Funkcja pozwala na bezpieczną autoryzację pracownika agencji e-sportowej </w:t>
       </w:r>
       <w:proofErr w:type="spellStart"/>
       <w:r>
         <w:rPr>
-          <w:b/>
-          <w:bCs/>
+          <w:sz w:val="18"/>
+          <w:szCs w:val="18"/>
         </w:rPr>
         <w:t>ProSeed</w:t>
       </w:r>
       <w:proofErr w:type="spellEnd"/>
-    </w:p>
-    <w:p>
-      <w:pPr>
-        <w:rPr>
-          <w:sz w:val="21"/>
-          <w:szCs w:val="21"/>
-        </w:rPr>
-      </w:pPr>
-      <w:r>
-        <w:rPr>
-          <w:sz w:val="21"/>
-          <w:szCs w:val="21"/>
-        </w:rPr>
-        <w:t>S1.1. Opis</w:t>
-      </w:r>
-      <w:r>
-        <w:rPr>
-          <w:sz w:val="21"/>
-          <w:szCs w:val="21"/>
+      <w:r>
+        <w:rPr>
+          <w:sz w:val="18"/>
+          <w:szCs w:val="18"/>
+        </w:rPr>
+        <w:t xml:space="preserve"> w systemie, nadając mu odpowiednie uprawnienia dostępowe do wybranych modułów.</w:t>
+      </w:r>
+    </w:p>
+    <w:p>
+      <w:pPr>
+        <w:rPr>
+          <w:sz w:val="18"/>
+          <w:szCs w:val="18"/>
+        </w:rPr>
+      </w:pPr>
+      <w:r>
+        <w:rPr>
+          <w:sz w:val="18"/>
+          <w:szCs w:val="18"/>
+        </w:rPr>
+        <w:t>S1.2. Wspierane procedury i procesy biznesowe</w:t>
+      </w:r>
+      <w:r>
+        <w:rPr>
+          <w:sz w:val="18"/>
+          <w:szCs w:val="18"/>
         </w:rPr>
         <w:br/>
       </w:r>
       <w:r>
         <w:rPr>
-          <w:sz w:val="21"/>
-          <w:szCs w:val="21"/>
-        </w:rPr>
-        <w:t xml:space="preserve">Funkcja pozwala na bezpieczną autoryzację pracownika agencji e-sportowej </w:t>
-      </w:r>
-      <w:proofErr w:type="spellStart"/>
-      <w:r>
-        <w:rPr>
-          <w:sz w:val="21"/>
-          <w:szCs w:val="21"/>
-        </w:rPr>
-        <w:t>ProSeed</w:t>
-      </w:r>
-      <w:proofErr w:type="spellEnd"/>
-      <w:r>
-        <w:rPr>
-          <w:sz w:val="21"/>
-          <w:szCs w:val="21"/>
-        </w:rPr>
-        <w:t xml:space="preserve"> w systemie, nadając mu odpowiednie uprawnienia dostępowe do wybranych modułów.</w:t>
-      </w:r>
-    </w:p>
-    <w:p>
-      <w:pPr>
-        <w:rPr>
-          <w:sz w:val="21"/>
-          <w:szCs w:val="21"/>
-        </w:rPr>
-      </w:pPr>
-      <w:r>
-        <w:rPr>
-          <w:sz w:val="21"/>
-          <w:szCs w:val="21"/>
-        </w:rPr>
-        <w:t>S1.2. Wspierane procedury i procesy biznesowe</w:t>
-      </w:r>
-      <w:r>
-        <w:rPr>
-          <w:sz w:val="21"/>
-          <w:szCs w:val="21"/>
+          <w:sz w:val="18"/>
+          <w:szCs w:val="18"/>
+        </w:rPr>
+        <w:t>Obsługa uwierzytelniania pracowników, autoryzacja dostępu do danych wrażliwych i modułu rozliczeniowego.</w:t>
+      </w:r>
+    </w:p>
+    <w:p>
+      <w:pPr>
+        <w:rPr>
+          <w:sz w:val="18"/>
+          <w:szCs w:val="18"/>
+        </w:rPr>
+      </w:pPr>
+      <w:r>
+        <w:rPr>
+          <w:sz w:val="18"/>
+          <w:szCs w:val="18"/>
+        </w:rPr>
+        <w:t xml:space="preserve">S1.3. Użytkownicy </w:t>
+      </w:r>
+      <w:r>
+        <w:rPr>
+          <w:sz w:val="18"/>
+          <w:szCs w:val="18"/>
         </w:rPr>
         <w:br/>
       </w:r>
       <w:r>
         <w:rPr>
-          <w:sz w:val="21"/>
-          <w:szCs w:val="21"/>
-        </w:rPr>
-        <w:t>Obsługa uwierzytelniania pracowników, autoryzacja dostępu do danych wrażliwych i modułu rozliczeniowego.</w:t>
-      </w:r>
-    </w:p>
-    <w:p>
-      <w:pPr>
-        <w:rPr>
-          <w:sz w:val="21"/>
-          <w:szCs w:val="21"/>
-        </w:rPr>
-      </w:pPr>
-      <w:r>
-        <w:rPr>
-          <w:sz w:val="21"/>
-          <w:szCs w:val="21"/>
-        </w:rPr>
-        <w:t xml:space="preserve">S1.3. Użytkownicy </w:t>
-      </w:r>
-      <w:r>
-        <w:rPr>
-          <w:sz w:val="21"/>
-          <w:szCs w:val="21"/>
+          <w:sz w:val="18"/>
+          <w:szCs w:val="18"/>
+        </w:rPr>
+        <w:t>Wszyscy pracownicy agencji (Skaut, Trener e-sportowy, Psycholog sportowy, Trener personalny, Specjalista ds. SM, Księgowa).</w:t>
+      </w:r>
+    </w:p>
+    <w:p>
+      <w:pPr>
+        <w:rPr>
+          <w:sz w:val="18"/>
+          <w:szCs w:val="18"/>
+        </w:rPr>
+      </w:pPr>
+      <w:r>
+        <w:rPr>
+          <w:sz w:val="18"/>
+          <w:szCs w:val="18"/>
+        </w:rPr>
+        <w:t xml:space="preserve">S1.4. Warunki początkowe </w:t>
+      </w:r>
+      <w:r>
+        <w:rPr>
+          <w:sz w:val="18"/>
+          <w:szCs w:val="18"/>
         </w:rPr>
         <w:br/>
       </w:r>
       <w:r>
         <w:rPr>
-          <w:sz w:val="21"/>
-          <w:szCs w:val="21"/>
-        </w:rPr>
-        <w:t>Wszyscy pracownicy agencji (Skaut, Trener e-sportowy, Psycholog sportowy, Trener personalny, Specjalista ds. SM, Księgowa).</w:t>
-      </w:r>
-    </w:p>
-    <w:p>
-      <w:pPr>
-        <w:rPr>
-          <w:sz w:val="21"/>
-          <w:szCs w:val="21"/>
-        </w:rPr>
-      </w:pPr>
-      <w:r>
-        <w:rPr>
-          <w:sz w:val="21"/>
-          <w:szCs w:val="21"/>
-        </w:rPr>
-        <w:t xml:space="preserve">S1.4. Warunki początkowe </w:t>
-      </w:r>
-      <w:r>
-        <w:rPr>
-          <w:sz w:val="21"/>
-          <w:szCs w:val="21"/>
+          <w:sz w:val="18"/>
+          <w:szCs w:val="18"/>
+        </w:rPr>
+        <w:t>Pracownik został wcześniej zarejestrowany w systemie przez administratora i posiada aktywny login oraz hasło.</w:t>
+      </w:r>
+    </w:p>
+    <w:p>
+      <w:pPr>
+        <w:rPr>
+          <w:sz w:val="18"/>
+          <w:szCs w:val="18"/>
+        </w:rPr>
+      </w:pPr>
+      <w:r>
+        <w:rPr>
+          <w:sz w:val="18"/>
+          <w:szCs w:val="18"/>
+        </w:rPr>
+        <w:t xml:space="preserve">S1.5. Warunki końcowe </w:t>
+      </w:r>
+      <w:r>
+        <w:rPr>
+          <w:sz w:val="18"/>
+          <w:szCs w:val="18"/>
         </w:rPr>
         <w:br/>
       </w:r>
       <w:r>
         <w:rPr>
-          <w:sz w:val="21"/>
-          <w:szCs w:val="21"/>
-        </w:rPr>
-        <w:t>Pracownik został wcześniej zarejestrowany w systemie przez administratora i posiada aktywny login oraz hasło.</w:t>
-      </w:r>
-    </w:p>
-    <w:p>
-      <w:pPr>
-        <w:rPr>
-          <w:sz w:val="21"/>
-          <w:szCs w:val="21"/>
-        </w:rPr>
-      </w:pPr>
-      <w:r>
-        <w:rPr>
-          <w:sz w:val="21"/>
-          <w:szCs w:val="21"/>
-        </w:rPr>
-        <w:t xml:space="preserve">S1.5. Warunki końcowe </w:t>
-      </w:r>
-      <w:r>
-        <w:rPr>
-          <w:sz w:val="21"/>
-          <w:szCs w:val="21"/>
+          <w:sz w:val="18"/>
+          <w:szCs w:val="18"/>
+        </w:rPr>
+        <w:t>Pracownik zostaje poprawnie zalogowany do systemu. System utrwala dane o sesji pracownika oraz ładuje interfejs odpowiedni dla jego roli (np. pulpit skauta, pulpit księgowej).</w:t>
+      </w:r>
+    </w:p>
+    <w:p>
+      <w:pPr>
+        <w:rPr>
+          <w:sz w:val="18"/>
+          <w:szCs w:val="18"/>
+        </w:rPr>
+      </w:pPr>
+      <w:r>
+        <w:rPr>
+          <w:sz w:val="18"/>
+          <w:szCs w:val="18"/>
+        </w:rPr>
+        <w:t xml:space="preserve">S1.6. Przebieg główny </w:t>
+      </w:r>
+      <w:r>
+        <w:rPr>
+          <w:sz w:val="18"/>
+          <w:szCs w:val="18"/>
         </w:rPr>
         <w:br/>
-      </w:r>
-      <w:r>
-        <w:rPr>
-          <w:sz w:val="21"/>
-          <w:szCs w:val="21"/>
-        </w:rPr>
-        <w:t>Pracownik zostaje poprawnie zalogowany do systemu. System utrwala dane o sesji pracownika oraz ładuje interfejs odpowiedni dla jego roli (np. pulpit skauta, pulpit księgowej).</w:t>
-      </w:r>
-    </w:p>
-    <w:p>
-      <w:pPr>
-        <w:rPr>
-          <w:sz w:val="21"/>
-          <w:szCs w:val="21"/>
-        </w:rPr>
-      </w:pPr>
-      <w:r>
-        <w:rPr>
-          <w:sz w:val="21"/>
-          <w:szCs w:val="21"/>
-        </w:rPr>
-        <w:t xml:space="preserve">S1.6. Przebieg główny </w:t>
-      </w:r>
-      <w:r>
-        <w:rPr>
-          <w:sz w:val="21"/>
-          <w:szCs w:val="21"/>
+        <w:t>S1.6-1. Pracownik wybiera opcję logowania i podaje swój identyfikator (np. e-mail) oraz kod dostępu (hasło).</w:t>
+      </w:r>
+      <w:r>
+        <w:rPr>
+          <w:sz w:val="18"/>
+          <w:szCs w:val="18"/>
         </w:rPr>
         <w:br/>
-      </w:r>
-      <w:r>
-        <w:rPr>
-          <w:sz w:val="21"/>
-          <w:szCs w:val="21"/>
-        </w:rPr>
-        <w:t>S1.6-1. Pracownik wybiera opcję logowania i podaje swój identyfikator (np. e-mail) oraz kod dostępu (hasło).</w:t>
-      </w:r>
-      <w:r>
-        <w:rPr>
-          <w:sz w:val="21"/>
-          <w:szCs w:val="21"/>
+        <w:t xml:space="preserve">S1.6-2. System weryfikuje poprawność wprowadzonych danych. </w:t>
+      </w:r>
+      <w:r>
+        <w:rPr>
+          <w:sz w:val="18"/>
+          <w:szCs w:val="18"/>
         </w:rPr>
         <w:br/>
-      </w:r>
-      <w:r>
-        <w:rPr>
-          <w:sz w:val="21"/>
-          <w:szCs w:val="21"/>
-        </w:rPr>
-        <w:t xml:space="preserve">S1.6-2. System weryfikuje poprawność wprowadzonych danych. </w:t>
-      </w:r>
-      <w:r>
-        <w:rPr>
-          <w:sz w:val="21"/>
-          <w:szCs w:val="21"/>
+        <w:t xml:space="preserve">S1.6-3. System zapisuje: ID pracownika, przypisaną mu rolę oraz czas zalogowania. </w:t>
+      </w:r>
+      <w:r>
+        <w:rPr>
+          <w:sz w:val="18"/>
+          <w:szCs w:val="18"/>
         </w:rPr>
         <w:br/>
-      </w:r>
-      <w:r>
-        <w:rPr>
-          <w:sz w:val="21"/>
-          <w:szCs w:val="21"/>
-        </w:rPr>
-        <w:t xml:space="preserve">S1.6-3. System zapisuje: ID pracownika, przypisaną mu rolę oraz czas zalogowania. </w:t>
-      </w:r>
-      <w:r>
-        <w:rPr>
-          <w:sz w:val="21"/>
-          <w:szCs w:val="21"/>
+        <w:t>S1.6-4. System wyświetla ekran główny dopasowany do uprawnień pracownika.</w:t>
+      </w:r>
+    </w:p>
+    <w:p>
+      <w:pPr>
+        <w:rPr>
+          <w:sz w:val="18"/>
+          <w:szCs w:val="18"/>
+        </w:rPr>
+      </w:pPr>
+      <w:r>
+        <w:rPr>
+          <w:sz w:val="18"/>
+          <w:szCs w:val="18"/>
+        </w:rPr>
+        <w:t xml:space="preserve">S1.7. Przebiegi alternatywne </w:t>
+      </w:r>
+      <w:r>
+        <w:rPr>
+          <w:sz w:val="18"/>
+          <w:szCs w:val="18"/>
         </w:rPr>
         <w:br/>
       </w:r>
       <w:r>
         <w:rPr>
-          <w:sz w:val="21"/>
-          <w:szCs w:val="21"/>
-        </w:rPr>
-        <w:t>S1.6-4. System wyświetla ekran główny dopasowany do uprawnień pracownika.</w:t>
-      </w:r>
-    </w:p>
-    <w:p>
-      <w:pPr>
-        <w:rPr>
-          <w:sz w:val="21"/>
-          <w:szCs w:val="21"/>
-        </w:rPr>
-      </w:pPr>
-      <w:r>
-        <w:rPr>
-          <w:sz w:val="21"/>
-          <w:szCs w:val="21"/>
-        </w:rPr>
-        <w:t xml:space="preserve">S1.7. Przebiegi alternatywne </w:t>
-      </w:r>
-      <w:r>
-        <w:rPr>
-          <w:sz w:val="21"/>
-          <w:szCs w:val="21"/>
+          <w:sz w:val="18"/>
+          <w:szCs w:val="18"/>
+        </w:rPr>
+        <w:t xml:space="preserve">PA1.7.1-1. Zalogowany pracownik próbuje uzyskać dostęp do modułu księgowo-rozliczeniowego lub danych transferowych. </w:t>
+      </w:r>
+      <w:r>
+        <w:rPr>
+          <w:sz w:val="18"/>
+          <w:szCs w:val="18"/>
         </w:rPr>
         <w:br/>
       </w:r>
       <w:r>
         <w:rPr>
-          <w:sz w:val="21"/>
-          <w:szCs w:val="21"/>
-        </w:rPr>
-        <w:t xml:space="preserve">PA1.7.1-1. Zalogowany pracownik próbuje uzyskać dostęp do modułu księgowo-rozliczeniowego lub danych transferowych. </w:t>
-      </w:r>
-      <w:r>
-        <w:rPr>
-          <w:sz w:val="21"/>
-          <w:szCs w:val="21"/>
+          <w:sz w:val="18"/>
+          <w:szCs w:val="18"/>
+        </w:rPr>
+        <w:t xml:space="preserve">PA1.7.1-2. System wymusza dodatkową weryfikację. </w:t>
+      </w:r>
+      <w:r>
+        <w:rPr>
+          <w:sz w:val="18"/>
+          <w:szCs w:val="18"/>
         </w:rPr>
         <w:br/>
       </w:r>
       <w:r>
         <w:rPr>
-          <w:sz w:val="21"/>
-          <w:szCs w:val="21"/>
-        </w:rPr>
-        <w:t xml:space="preserve">PA1.7.1-2. System wymusza dodatkową weryfikację. </w:t>
-      </w:r>
-      <w:r>
-        <w:rPr>
-          <w:sz w:val="21"/>
-          <w:szCs w:val="21"/>
+          <w:sz w:val="18"/>
+          <w:szCs w:val="18"/>
+        </w:rPr>
+        <w:t xml:space="preserve">PA1.7.1-3. Pracownik wprowadza kod z aplikacji autoryzacyjnej (uwierzytelnianie 2FA). </w:t>
+      </w:r>
+      <w:r>
+        <w:rPr>
+          <w:sz w:val="18"/>
+          <w:szCs w:val="18"/>
         </w:rPr>
         <w:br/>
       </w:r>
       <w:r>
         <w:rPr>
-          <w:sz w:val="21"/>
-          <w:szCs w:val="21"/>
-        </w:rPr>
-        <w:t xml:space="preserve">PA1.7.1-3. Pracownik wprowadza kod z aplikacji autoryzacyjnej (uwierzytelnianie 2FA). </w:t>
-      </w:r>
-      <w:r>
-        <w:rPr>
-          <w:sz w:val="21"/>
-          <w:szCs w:val="21"/>
+          <w:sz w:val="18"/>
+          <w:szCs w:val="18"/>
+        </w:rPr>
+        <w:t>PA1.7.1-4. System weryfikuje kod i przyznaje dostęp do danych wrażliwych.</w:t>
+      </w:r>
+    </w:p>
+    <w:p>
+      <w:pPr>
+        <w:rPr>
+          <w:sz w:val="18"/>
+          <w:szCs w:val="18"/>
+        </w:rPr>
+      </w:pPr>
+      <w:r>
+        <w:rPr>
+          <w:sz w:val="18"/>
+          <w:szCs w:val="18"/>
+        </w:rPr>
+        <w:t xml:space="preserve">S1.8. Sytuacje wyjątkowe </w:t>
+      </w:r>
+      <w:r>
+        <w:rPr>
+          <w:sz w:val="18"/>
+          <w:szCs w:val="18"/>
         </w:rPr>
         <w:br/>
       </w:r>
       <w:r>
         <w:rPr>
-          <w:sz w:val="21"/>
-          <w:szCs w:val="21"/>
-        </w:rPr>
-        <w:t>PA1.7.1-4. System weryfikuje kod i przyznaje dostęp do danych wrażliwych.</w:t>
-      </w:r>
-    </w:p>
-    <w:p>
-      <w:pPr>
-        <w:rPr>
-          <w:sz w:val="21"/>
-          <w:szCs w:val="21"/>
-        </w:rPr>
-      </w:pPr>
-      <w:r>
-        <w:rPr>
-          <w:sz w:val="21"/>
-          <w:szCs w:val="21"/>
-        </w:rPr>
-        <w:t xml:space="preserve">S1.8. Sytuacje wyjątkowe </w:t>
-      </w:r>
-      <w:r>
-        <w:rPr>
-          <w:sz w:val="21"/>
-          <w:szCs w:val="21"/>
+          <w:sz w:val="18"/>
+          <w:szCs w:val="18"/>
+        </w:rPr>
+        <w:t xml:space="preserve">SW1.8.1-1. Pracownik podał błędny identyfikator lub hasło. Akcja: System wyświetla komunikat o błędzie autoryzacji i odmawia logowania. Próba ponownego logowania. </w:t>
+      </w:r>
+      <w:r>
+        <w:rPr>
+          <w:sz w:val="18"/>
+          <w:szCs w:val="18"/>
         </w:rPr>
         <w:br/>
       </w:r>
       <w:r>
         <w:rPr>
-          <w:sz w:val="21"/>
-          <w:szCs w:val="21"/>
-        </w:rPr>
-        <w:t xml:space="preserve">SW1.8.1-1. Pracownik podał błędny identyfikator lub hasło. Akcja: System wyświetla komunikat o błędzie autoryzacji i odmawia logowania. Próba ponownego logowania. </w:t>
-      </w:r>
-      <w:r>
-        <w:rPr>
-          <w:sz w:val="21"/>
-          <w:szCs w:val="21"/>
-        </w:rPr>
-        <w:br/>
-      </w:r>
-      <w:r>
-        <w:rPr>
-          <w:sz w:val="21"/>
-          <w:szCs w:val="21"/>
+          <w:sz w:val="18"/>
+          <w:szCs w:val="18"/>
         </w:rPr>
         <w:t>SW1.8.2-1. Pracownik podał błędny kod uwierzytelniania dwuetapowego (2FA). Akcja: System odmawia dostępu do modułu księgowego i prosi o ponowne wygenerowanie i wpisanie kodu.</w:t>
       </w:r>
@@ -3310,14 +3109,14 @@
     <w:p>
       <w:pPr>
         <w:rPr>
-          <w:sz w:val="21"/>
-          <w:szCs w:val="21"/>
-        </w:rPr>
-      </w:pPr>
-      <w:r>
-        <w:rPr>
-          <w:sz w:val="21"/>
-          <w:szCs w:val="21"/>
+          <w:sz w:val="18"/>
+          <w:szCs w:val="18"/>
+        </w:rPr>
+      </w:pPr>
+      <w:r>
+        <w:rPr>
+          <w:sz w:val="18"/>
+          <w:szCs w:val="18"/>
         </w:rPr>
         <w:t>S1.9. Reguły Uprawnienia ról w systemie (przykłady oparte na generalizacji Użytkownika):</w:t>
       </w:r>
@@ -3329,14 +3128,14 @@
           <w:numId w:val="4"/>
         </w:numPr>
         <w:rPr>
-          <w:sz w:val="21"/>
-          <w:szCs w:val="21"/>
-        </w:rPr>
-      </w:pPr>
-      <w:r>
-        <w:rPr>
-          <w:sz w:val="21"/>
-          <w:szCs w:val="21"/>
+          <w:sz w:val="18"/>
+          <w:szCs w:val="18"/>
+        </w:rPr>
+      </w:pPr>
+      <w:r>
+        <w:rPr>
+          <w:sz w:val="18"/>
+          <w:szCs w:val="18"/>
         </w:rPr>
         <w:t>Księgowa: Dostęp do modułu finansowo-księgowego (rejestracja umów barterowych, kosztów operacyjnych, generowanie zestawień). Brak dostępu do ocen skautów.</w:t>
       </w:r>
@@ -3348,14 +3147,14 @@
           <w:numId w:val="4"/>
         </w:numPr>
         <w:rPr>
-          <w:sz w:val="21"/>
-          <w:szCs w:val="21"/>
-        </w:rPr>
-      </w:pPr>
-      <w:r>
-        <w:rPr>
-          <w:sz w:val="21"/>
-          <w:szCs w:val="21"/>
+          <w:sz w:val="18"/>
+          <w:szCs w:val="18"/>
+        </w:rPr>
+      </w:pPr>
+      <w:r>
+        <w:rPr>
+          <w:sz w:val="18"/>
+          <w:szCs w:val="18"/>
         </w:rPr>
         <w:t>Skaut: Wyszukiwanie danych, zarządzanie kandydatami, ewidencja transferów. Brak dostępu do kosztów operacyjnych agencji.</w:t>
       </w:r>
@@ -3367,14 +3166,14 @@
           <w:numId w:val="4"/>
         </w:numPr>
         <w:rPr>
-          <w:sz w:val="21"/>
-          <w:szCs w:val="21"/>
-        </w:rPr>
-      </w:pPr>
-      <w:r>
-        <w:rPr>
-          <w:sz w:val="21"/>
-          <w:szCs w:val="21"/>
+          <w:sz w:val="18"/>
+          <w:szCs w:val="18"/>
+        </w:rPr>
+      </w:pPr>
+      <w:r>
+        <w:rPr>
+          <w:sz w:val="18"/>
+          <w:szCs w:val="18"/>
         </w:rPr>
         <w:t>Trener e-sportowy: Modyfikacja, odczyt i dodawanie cykli szkoleniowych.</w:t>
       </w:r>
@@ -3386,14 +3185,14 @@
           <w:numId w:val="4"/>
         </w:numPr>
         <w:rPr>
-          <w:sz w:val="21"/>
-          <w:szCs w:val="21"/>
-        </w:rPr>
-      </w:pPr>
-      <w:r>
-        <w:rPr>
-          <w:sz w:val="21"/>
-          <w:szCs w:val="21"/>
+          <w:sz w:val="18"/>
+          <w:szCs w:val="18"/>
+        </w:rPr>
+      </w:pPr>
+      <w:r>
+        <w:rPr>
+          <w:sz w:val="18"/>
+          <w:szCs w:val="18"/>
         </w:rPr>
         <w:t>Wszystkie role mają dostęp do harmonogramów (tryb 24/7).</w:t>
       </w:r>
@@ -3401,16 +3200,15 @@
     <w:p>
       <w:pPr>
         <w:rPr>
-          <w:sz w:val="21"/>
-          <w:szCs w:val="21"/>
-        </w:rPr>
-      </w:pPr>
-      <w:r>
-        <w:rPr>
-          <w:sz w:val="21"/>
-          <w:szCs w:val="21"/>
-        </w:rPr>
-        <w:lastRenderedPageBreak/>
+          <w:sz w:val="18"/>
+          <w:szCs w:val="18"/>
+        </w:rPr>
+      </w:pPr>
+      <w:r>
+        <w:rPr>
+          <w:sz w:val="18"/>
+          <w:szCs w:val="18"/>
+        </w:rPr>
         <w:t>S1.10. Wymagania niefunkcjonalne</w:t>
       </w:r>
     </w:p>
@@ -3421,14 +3219,14 @@
           <w:numId w:val="5"/>
         </w:numPr>
         <w:rPr>
-          <w:sz w:val="21"/>
-          <w:szCs w:val="21"/>
-        </w:rPr>
-      </w:pPr>
-      <w:r>
-        <w:rPr>
-          <w:sz w:val="21"/>
-          <w:szCs w:val="21"/>
+          <w:sz w:val="18"/>
+          <w:szCs w:val="18"/>
+        </w:rPr>
+      </w:pPr>
+      <w:r>
+        <w:rPr>
+          <w:sz w:val="18"/>
+          <w:szCs w:val="18"/>
         </w:rPr>
         <w:t>Komunikacja podczas procesu logowania musi być szyfrowana bezpiecznym protokołem HTTPS.</w:t>
       </w:r>
@@ -3440,14 +3238,14 @@
           <w:numId w:val="5"/>
         </w:numPr>
         <w:rPr>
-          <w:sz w:val="21"/>
-          <w:szCs w:val="21"/>
-        </w:rPr>
-      </w:pPr>
-      <w:r>
-        <w:rPr>
-          <w:sz w:val="21"/>
-          <w:szCs w:val="21"/>
+          <w:sz w:val="18"/>
+          <w:szCs w:val="18"/>
+        </w:rPr>
+      </w:pPr>
+      <w:r>
+        <w:rPr>
+          <w:sz w:val="18"/>
+          <w:szCs w:val="18"/>
         </w:rPr>
         <w:t>Dostęp do modułu księgowo-rozliczeniowego musi być chroniony uwierzytelnianiem dwuetapowym (2FA).</w:t>
       </w:r>
@@ -3455,80 +3253,87 @@
     <w:p>
       <w:pPr>
         <w:rPr>
-          <w:sz w:val="21"/>
-          <w:szCs w:val="21"/>
-        </w:rPr>
-      </w:pPr>
-      <w:r>
-        <w:rPr>
-          <w:sz w:val="21"/>
-          <w:szCs w:val="21"/>
+          <w:sz w:val="18"/>
+          <w:szCs w:val="18"/>
+        </w:rPr>
+      </w:pPr>
+      <w:r>
+        <w:rPr>
+          <w:sz w:val="18"/>
+          <w:szCs w:val="18"/>
         </w:rPr>
         <w:t>S1.11. Uwagi i pytania otwarte</w:t>
       </w:r>
       <w:r>
         <w:rPr>
-          <w:sz w:val="21"/>
-          <w:szCs w:val="21"/>
+          <w:sz w:val="18"/>
+          <w:szCs w:val="18"/>
         </w:rPr>
         <w:br/>
       </w:r>
       <w:r>
         <w:rPr>
-          <w:sz w:val="21"/>
-          <w:szCs w:val="21"/>
-        </w:rPr>
-        <w:t>Brak.</w:t>
-      </w:r>
-    </w:p>
-    <w:p>
-      <w:pPr>
-        <w:rPr>
-          <w:sz w:val="21"/>
-          <w:szCs w:val="21"/>
-        </w:rPr>
-      </w:pPr>
-    </w:p>
-    <w:p>
-      <w:pPr>
+          <w:sz w:val="18"/>
+          <w:szCs w:val="18"/>
+        </w:rPr>
+        <w:t>Brak</w:t>
+      </w:r>
+      <w:r>
+        <w:rPr>
+          <w:sz w:val="18"/>
+          <w:szCs w:val="18"/>
+        </w:rPr>
+        <w:t>.</w:t>
+      </w:r>
+    </w:p>
+    <w:p>
+      <w:pPr>
+        <w:rPr>
+          <w:sz w:val="18"/>
+          <w:szCs w:val="18"/>
+        </w:rPr>
+      </w:pPr>
+      <w:r>
+        <w:rPr>
+          <w:sz w:val="18"/>
+          <w:szCs w:val="18"/>
+        </w:rPr>
+        <w:br w:type="column"/>
+      </w:r>
+      <w:r>
         <w:rPr>
           <w:b/>
           <w:bCs/>
         </w:rPr>
-      </w:pPr>
-      <w:r>
-        <w:rPr>
-          <w:b/>
-          <w:bCs/>
-        </w:rPr>
+        <w:lastRenderedPageBreak/>
         <w:t>S2 Zarządzanie kandydatami</w:t>
       </w:r>
     </w:p>
     <w:p>
       <w:pPr>
         <w:rPr>
-          <w:sz w:val="21"/>
-          <w:szCs w:val="21"/>
-        </w:rPr>
-      </w:pPr>
-      <w:r>
-        <w:rPr>
-          <w:sz w:val="21"/>
-          <w:szCs w:val="21"/>
+          <w:sz w:val="18"/>
+          <w:szCs w:val="18"/>
+        </w:rPr>
+      </w:pPr>
+      <w:r>
+        <w:rPr>
+          <w:sz w:val="18"/>
+          <w:szCs w:val="18"/>
         </w:rPr>
         <w:t xml:space="preserve">S2.1. Opis </w:t>
       </w:r>
       <w:r>
         <w:rPr>
-          <w:sz w:val="21"/>
-          <w:szCs w:val="21"/>
+          <w:sz w:val="18"/>
+          <w:szCs w:val="18"/>
         </w:rPr>
         <w:br/>
       </w:r>
       <w:r>
         <w:rPr>
-          <w:sz w:val="21"/>
-          <w:szCs w:val="21"/>
+          <w:sz w:val="18"/>
+          <w:szCs w:val="18"/>
         </w:rPr>
         <w:t>Funkcja pozwala na obsługę całego procesu rekrutacji zawodników, począwszy od weryfikacji aplikacji ocenionych przez zintegrowanego Agenta AI, po wprowadzanie ocen z obserwacji terenowych i modyfikację statusu kandydata w systemie.</w:t>
       </w:r>
@@ -3536,28 +3341,28 @@
     <w:p>
       <w:pPr>
         <w:rPr>
-          <w:sz w:val="21"/>
-          <w:szCs w:val="21"/>
-        </w:rPr>
-      </w:pPr>
-      <w:r>
-        <w:rPr>
-          <w:sz w:val="21"/>
-          <w:szCs w:val="21"/>
+          <w:sz w:val="18"/>
+          <w:szCs w:val="18"/>
+        </w:rPr>
+      </w:pPr>
+      <w:r>
+        <w:rPr>
+          <w:sz w:val="18"/>
+          <w:szCs w:val="18"/>
         </w:rPr>
         <w:t xml:space="preserve">S2.2. </w:t>
       </w:r>
       <w:r>
         <w:rPr>
-          <w:sz w:val="21"/>
-          <w:szCs w:val="21"/>
+          <w:sz w:val="18"/>
+          <w:szCs w:val="18"/>
         </w:rPr>
         <w:br/>
       </w:r>
       <w:r>
         <w:rPr>
-          <w:sz w:val="21"/>
-          <w:szCs w:val="21"/>
+          <w:sz w:val="18"/>
+          <w:szCs w:val="18"/>
         </w:rPr>
         <w:t>Wspierane procedury i procesy biznesowe Rekrutacja zawodników, selekcja talentów e-sportowych, ewaluacja umiejętności graczy.</w:t>
       </w:r>
@@ -3565,28 +3370,28 @@
     <w:p>
       <w:pPr>
         <w:rPr>
-          <w:sz w:val="21"/>
-          <w:szCs w:val="21"/>
-        </w:rPr>
-      </w:pPr>
-      <w:r>
-        <w:rPr>
-          <w:sz w:val="21"/>
-          <w:szCs w:val="21"/>
+          <w:sz w:val="18"/>
+          <w:szCs w:val="18"/>
+        </w:rPr>
+      </w:pPr>
+      <w:r>
+        <w:rPr>
+          <w:sz w:val="18"/>
+          <w:szCs w:val="18"/>
         </w:rPr>
         <w:t xml:space="preserve">S2.3. Użytkownicy </w:t>
       </w:r>
       <w:r>
         <w:rPr>
-          <w:sz w:val="21"/>
-          <w:szCs w:val="21"/>
+          <w:sz w:val="18"/>
+          <w:szCs w:val="18"/>
         </w:rPr>
         <w:br/>
       </w:r>
       <w:r>
         <w:rPr>
-          <w:sz w:val="21"/>
-          <w:szCs w:val="21"/>
+          <w:sz w:val="18"/>
+          <w:szCs w:val="18"/>
         </w:rPr>
         <w:t>Skaut.</w:t>
       </w:r>
@@ -3594,28 +3399,28 @@
     <w:p>
       <w:pPr>
         <w:rPr>
-          <w:sz w:val="21"/>
-          <w:szCs w:val="21"/>
-        </w:rPr>
-      </w:pPr>
-      <w:r>
-        <w:rPr>
-          <w:sz w:val="21"/>
-          <w:szCs w:val="21"/>
+          <w:sz w:val="18"/>
+          <w:szCs w:val="18"/>
+        </w:rPr>
+      </w:pPr>
+      <w:r>
+        <w:rPr>
+          <w:sz w:val="18"/>
+          <w:szCs w:val="18"/>
         </w:rPr>
         <w:t xml:space="preserve">S2.4. Warunki początkowe </w:t>
       </w:r>
       <w:r>
         <w:rPr>
-          <w:sz w:val="21"/>
-          <w:szCs w:val="21"/>
+          <w:sz w:val="18"/>
+          <w:szCs w:val="18"/>
         </w:rPr>
         <w:br/>
       </w:r>
       <w:r>
         <w:rPr>
-          <w:sz w:val="21"/>
-          <w:szCs w:val="21"/>
+          <w:sz w:val="18"/>
+          <w:szCs w:val="18"/>
         </w:rPr>
         <w:t xml:space="preserve">Skaut jest pomyślnie zalogowany do systemu (wykonany został przypadek użycia </w:t>
       </w:r>
@@ -3623,15 +3428,15 @@
         <w:rPr>
           <w:i/>
           <w:iCs/>
-          <w:sz w:val="21"/>
-          <w:szCs w:val="21"/>
+          <w:sz w:val="18"/>
+          <w:szCs w:val="18"/>
         </w:rPr>
         <w:t>Loguj się</w:t>
       </w:r>
       <w:r>
         <w:rPr>
-          <w:sz w:val="21"/>
-          <w:szCs w:val="21"/>
+          <w:sz w:val="18"/>
+          <w:szCs w:val="18"/>
         </w:rPr>
         <w:t>). W bazie danych znajdują się aplikacje kandydatów wyselekcjonowane wcześniej przez Agenta AI.</w:t>
       </w:r>
@@ -3639,28 +3444,28 @@
     <w:p>
       <w:pPr>
         <w:rPr>
-          <w:sz w:val="21"/>
-          <w:szCs w:val="21"/>
-        </w:rPr>
-      </w:pPr>
-      <w:r>
-        <w:rPr>
-          <w:sz w:val="21"/>
-          <w:szCs w:val="21"/>
+          <w:sz w:val="18"/>
+          <w:szCs w:val="18"/>
+        </w:rPr>
+      </w:pPr>
+      <w:r>
+        <w:rPr>
+          <w:sz w:val="18"/>
+          <w:szCs w:val="18"/>
         </w:rPr>
         <w:t xml:space="preserve">S2.5. Warunki końcowe </w:t>
       </w:r>
       <w:r>
         <w:rPr>
-          <w:sz w:val="21"/>
-          <w:szCs w:val="21"/>
+          <w:sz w:val="18"/>
+          <w:szCs w:val="18"/>
         </w:rPr>
         <w:br/>
       </w:r>
       <w:r>
         <w:rPr>
-          <w:sz w:val="21"/>
-          <w:szCs w:val="21"/>
+          <w:sz w:val="18"/>
+          <w:szCs w:val="18"/>
         </w:rPr>
         <w:t>Zaktualizowano profil kandydata. System zapisuje wprowadzone oceny, notatki z turniejów lub nową wartość statusu rekrutacyjnego kandydata w bazie danych.</w:t>
       </w:r>
@@ -3668,86 +3473,86 @@
     <w:p>
       <w:pPr>
         <w:rPr>
-          <w:sz w:val="21"/>
-          <w:szCs w:val="21"/>
-        </w:rPr>
-      </w:pPr>
-      <w:r>
-        <w:rPr>
-          <w:sz w:val="21"/>
-          <w:szCs w:val="21"/>
+          <w:sz w:val="18"/>
+          <w:szCs w:val="18"/>
+        </w:rPr>
+      </w:pPr>
+      <w:r>
+        <w:rPr>
+          <w:sz w:val="18"/>
+          <w:szCs w:val="18"/>
         </w:rPr>
         <w:t xml:space="preserve">S2.6. Przebieg główny </w:t>
       </w:r>
       <w:r>
         <w:rPr>
-          <w:sz w:val="21"/>
-          <w:szCs w:val="21"/>
+          <w:sz w:val="18"/>
+          <w:szCs w:val="18"/>
         </w:rPr>
         <w:br/>
       </w:r>
       <w:r>
         <w:rPr>
-          <w:sz w:val="21"/>
-          <w:szCs w:val="21"/>
+          <w:sz w:val="18"/>
+          <w:szCs w:val="18"/>
         </w:rPr>
         <w:t xml:space="preserve">S2.6-1. Skaut wchodzi w moduł rekrutacji i wybiera profil konkretnego kandydata z listy. </w:t>
       </w:r>
       <w:r>
         <w:rPr>
-          <w:sz w:val="21"/>
-          <w:szCs w:val="21"/>
+          <w:sz w:val="18"/>
+          <w:szCs w:val="18"/>
         </w:rPr>
         <w:br/>
       </w:r>
       <w:r>
         <w:rPr>
-          <w:sz w:val="21"/>
-          <w:szCs w:val="21"/>
+          <w:sz w:val="18"/>
+          <w:szCs w:val="18"/>
         </w:rPr>
         <w:t xml:space="preserve">S2.6-2. Skaut wybiera opcję dodania notatki oraz oceny z prowadzonych obserwacji podczas ogólnopolskich turniejów w formacie 5vs5 (CS2 lub </w:t>
       </w:r>
       <w:proofErr w:type="spellStart"/>
       <w:r>
         <w:rPr>
-          <w:sz w:val="21"/>
-          <w:szCs w:val="21"/>
+          <w:sz w:val="18"/>
+          <w:szCs w:val="18"/>
         </w:rPr>
         <w:t>LoL</w:t>
       </w:r>
       <w:proofErr w:type="spellEnd"/>
       <w:r>
         <w:rPr>
-          <w:sz w:val="21"/>
-          <w:szCs w:val="21"/>
+          <w:sz w:val="18"/>
+          <w:szCs w:val="18"/>
         </w:rPr>
         <w:t xml:space="preserve">). </w:t>
       </w:r>
       <w:r>
         <w:rPr>
-          <w:sz w:val="21"/>
-          <w:szCs w:val="21"/>
+          <w:sz w:val="18"/>
+          <w:szCs w:val="18"/>
         </w:rPr>
         <w:br/>
       </w:r>
       <w:r>
         <w:rPr>
-          <w:sz w:val="21"/>
-          <w:szCs w:val="21"/>
+          <w:sz w:val="18"/>
+          <w:szCs w:val="18"/>
         </w:rPr>
         <w:t xml:space="preserve">S2.6-3. Skaut zmienia status kandydata (np. z "wstępna weryfikacja" na "ostateczne testy"). </w:t>
       </w:r>
       <w:r>
         <w:rPr>
-          <w:sz w:val="21"/>
-          <w:szCs w:val="21"/>
+          <w:sz w:val="18"/>
+          <w:szCs w:val="18"/>
         </w:rPr>
         <w:br/>
       </w:r>
       <w:r>
         <w:rPr>
-          <w:sz w:val="21"/>
-          <w:szCs w:val="21"/>
+          <w:sz w:val="18"/>
+          <w:szCs w:val="18"/>
         </w:rPr>
         <w:t>S2.6-4. System zapisuje modyfikacje profilu i aktualizuje widok listy kandydatów.</w:t>
       </w:r>
@@ -3755,56 +3560,56 @@
     <w:p>
       <w:pPr>
         <w:rPr>
-          <w:sz w:val="21"/>
-          <w:szCs w:val="21"/>
-        </w:rPr>
-      </w:pPr>
-      <w:r>
-        <w:rPr>
-          <w:sz w:val="21"/>
-          <w:szCs w:val="21"/>
+          <w:sz w:val="18"/>
+          <w:szCs w:val="18"/>
+        </w:rPr>
+      </w:pPr>
+      <w:r>
+        <w:rPr>
+          <w:sz w:val="18"/>
+          <w:szCs w:val="18"/>
         </w:rPr>
         <w:t xml:space="preserve">S2.7. Przebiegi alternatywne </w:t>
       </w:r>
       <w:r>
         <w:rPr>
-          <w:sz w:val="21"/>
-          <w:szCs w:val="21"/>
+          <w:sz w:val="18"/>
+          <w:szCs w:val="18"/>
         </w:rPr>
         <w:br/>
       </w:r>
       <w:r>
         <w:rPr>
-          <w:sz w:val="21"/>
-          <w:szCs w:val="21"/>
+          <w:sz w:val="18"/>
+          <w:szCs w:val="18"/>
         </w:rPr>
         <w:t xml:space="preserve">PA2.7.1-1. Skaut zmienia status kandydata na "podpisano umowę". </w:t>
       </w:r>
       <w:r>
         <w:rPr>
-          <w:sz w:val="21"/>
-          <w:szCs w:val="21"/>
+          <w:sz w:val="18"/>
+          <w:szCs w:val="18"/>
         </w:rPr>
         <w:br/>
       </w:r>
       <w:r>
         <w:rPr>
-          <w:sz w:val="21"/>
-          <w:szCs w:val="21"/>
+          <w:sz w:val="18"/>
+          <w:szCs w:val="18"/>
         </w:rPr>
         <w:t xml:space="preserve">PA2.7.1-2. Kandydat staje się oficjalnie Podopiecznym agencji. </w:t>
       </w:r>
       <w:r>
         <w:rPr>
-          <w:sz w:val="21"/>
-          <w:szCs w:val="21"/>
+          <w:sz w:val="18"/>
+          <w:szCs w:val="18"/>
         </w:rPr>
         <w:br/>
       </w:r>
       <w:r>
         <w:rPr>
-          <w:sz w:val="21"/>
-          <w:szCs w:val="21"/>
+          <w:sz w:val="18"/>
+          <w:szCs w:val="18"/>
         </w:rPr>
         <w:t xml:space="preserve">PA2.7.1-3. System automatycznie proponuje wykonanie opcjonalnego przypadku użycia: </w:t>
       </w:r>
@@ -3812,8 +3617,8 @@
         <w:rPr>
           <w:i/>
           <w:iCs/>
-          <w:sz w:val="21"/>
-          <w:szCs w:val="21"/>
+          <w:sz w:val="18"/>
+          <w:szCs w:val="18"/>
         </w:rPr>
         <w:t xml:space="preserve">Zakwateruj w </w:t>
       </w:r>
@@ -3822,8 +3627,8 @@
         <w:rPr>
           <w:i/>
           <w:iCs/>
-          <w:sz w:val="21"/>
-          <w:szCs w:val="21"/>
+          <w:sz w:val="18"/>
+          <w:szCs w:val="18"/>
         </w:rPr>
         <w:t>gaming</w:t>
       </w:r>
@@ -3832,8 +3637,8 @@
         <w:rPr>
           <w:i/>
           <w:iCs/>
-          <w:sz w:val="21"/>
-          <w:szCs w:val="21"/>
+          <w:sz w:val="18"/>
+          <w:szCs w:val="18"/>
         </w:rPr>
         <w:t xml:space="preserve"> </w:t>
       </w:r>
@@ -3842,32 +3647,32 @@
         <w:rPr>
           <w:i/>
           <w:iCs/>
-          <w:sz w:val="21"/>
-          <w:szCs w:val="21"/>
+          <w:sz w:val="18"/>
+          <w:szCs w:val="18"/>
         </w:rPr>
         <w:t>house</w:t>
       </w:r>
       <w:proofErr w:type="spellEnd"/>
       <w:r>
         <w:rPr>
-          <w:sz w:val="21"/>
-          <w:szCs w:val="21"/>
+          <w:sz w:val="18"/>
+          <w:szCs w:val="18"/>
         </w:rPr>
         <w:t xml:space="preserve"> (relacja &lt;&lt;</w:t>
       </w:r>
       <w:proofErr w:type="spellStart"/>
       <w:r>
         <w:rPr>
-          <w:sz w:val="21"/>
-          <w:szCs w:val="21"/>
+          <w:sz w:val="18"/>
+          <w:szCs w:val="18"/>
         </w:rPr>
         <w:t>extend</w:t>
       </w:r>
       <w:proofErr w:type="spellEnd"/>
       <w:r>
         <w:rPr>
-          <w:sz w:val="21"/>
-          <w:szCs w:val="21"/>
+          <w:sz w:val="18"/>
+          <w:szCs w:val="18"/>
         </w:rPr>
         <w:t>&gt;&gt;).</w:t>
       </w:r>
@@ -3875,28 +3680,28 @@
     <w:p>
       <w:pPr>
         <w:rPr>
-          <w:sz w:val="21"/>
-          <w:szCs w:val="21"/>
-        </w:rPr>
-      </w:pPr>
-      <w:r>
-        <w:rPr>
-          <w:sz w:val="21"/>
-          <w:szCs w:val="21"/>
+          <w:sz w:val="18"/>
+          <w:szCs w:val="18"/>
+        </w:rPr>
+      </w:pPr>
+      <w:r>
+        <w:rPr>
+          <w:sz w:val="18"/>
+          <w:szCs w:val="18"/>
         </w:rPr>
         <w:t xml:space="preserve">S2.8. Sytuacje wyjątkowe </w:t>
       </w:r>
       <w:r>
         <w:rPr>
-          <w:sz w:val="21"/>
-          <w:szCs w:val="21"/>
+          <w:sz w:val="18"/>
+          <w:szCs w:val="18"/>
         </w:rPr>
         <w:br/>
       </w:r>
       <w:r>
         <w:rPr>
-          <w:sz w:val="21"/>
-          <w:szCs w:val="21"/>
+          <w:sz w:val="18"/>
+          <w:szCs w:val="18"/>
         </w:rPr>
         <w:t>SW2.8.1-1. System traci połączenie z bazą podczas wprowadzania długiej notatki z turnieju. Akcja: System buforuje lokalnie wpisaną treść, wyświetla komunikat o błędzie i pozwala na ręczne ponowienie zapisu po odzyskaniu połączenia.</w:t>
       </w:r>
@@ -3904,16 +3709,15 @@
     <w:p>
       <w:pPr>
         <w:rPr>
-          <w:sz w:val="21"/>
-          <w:szCs w:val="21"/>
-        </w:rPr>
-      </w:pPr>
-      <w:r>
-        <w:rPr>
-          <w:sz w:val="21"/>
-          <w:szCs w:val="21"/>
-        </w:rPr>
-        <w:lastRenderedPageBreak/>
+          <w:sz w:val="18"/>
+          <w:szCs w:val="18"/>
+        </w:rPr>
+      </w:pPr>
+      <w:r>
+        <w:rPr>
+          <w:sz w:val="18"/>
+          <w:szCs w:val="18"/>
+        </w:rPr>
         <w:t>S2.9. Reguły Uprawnienia Skauta w systemie:</w:t>
       </w:r>
     </w:p>
@@ -3924,14 +3728,14 @@
           <w:numId w:val="6"/>
         </w:numPr>
         <w:rPr>
-          <w:sz w:val="21"/>
-          <w:szCs w:val="21"/>
-        </w:rPr>
-      </w:pPr>
-      <w:r>
-        <w:rPr>
-          <w:sz w:val="21"/>
-          <w:szCs w:val="21"/>
+          <w:sz w:val="18"/>
+          <w:szCs w:val="18"/>
+        </w:rPr>
+      </w:pPr>
+      <w:r>
+        <w:rPr>
+          <w:sz w:val="18"/>
+          <w:szCs w:val="18"/>
         </w:rPr>
         <w:t>Możliwość wyszukiwania, odczytu, modyfikacji oraz wprowadzania danych o kandydatach (CRUD).</w:t>
       </w:r>
@@ -3943,14 +3747,14 @@
           <w:numId w:val="6"/>
         </w:numPr>
         <w:rPr>
-          <w:sz w:val="21"/>
-          <w:szCs w:val="21"/>
-        </w:rPr>
-      </w:pPr>
-      <w:r>
-        <w:rPr>
-          <w:sz w:val="21"/>
-          <w:szCs w:val="21"/>
+          <w:sz w:val="18"/>
+          <w:szCs w:val="18"/>
+        </w:rPr>
+      </w:pPr>
+      <w:r>
+        <w:rPr>
+          <w:sz w:val="18"/>
+          <w:szCs w:val="18"/>
         </w:rPr>
         <w:t>Skaut nie ma dostępu do kosztów operacyjnych ani danych księgowych.</w:t>
       </w:r>
@@ -3958,14 +3762,14 @@
     <w:p>
       <w:pPr>
         <w:rPr>
-          <w:sz w:val="21"/>
-          <w:szCs w:val="21"/>
-        </w:rPr>
-      </w:pPr>
-      <w:r>
-        <w:rPr>
-          <w:sz w:val="21"/>
-          <w:szCs w:val="21"/>
+          <w:sz w:val="18"/>
+          <w:szCs w:val="18"/>
+        </w:rPr>
+      </w:pPr>
+      <w:r>
+        <w:rPr>
+          <w:sz w:val="18"/>
+          <w:szCs w:val="18"/>
         </w:rPr>
         <w:t>S2.10. Wymagania niefunkcjonalne</w:t>
       </w:r>
@@ -3977,14 +3781,14 @@
           <w:numId w:val="7"/>
         </w:numPr>
         <w:rPr>
-          <w:sz w:val="21"/>
-          <w:szCs w:val="21"/>
-        </w:rPr>
-      </w:pPr>
-      <w:r>
-        <w:rPr>
-          <w:sz w:val="21"/>
-          <w:szCs w:val="21"/>
+          <w:sz w:val="18"/>
+          <w:szCs w:val="18"/>
+        </w:rPr>
+      </w:pPr>
+      <w:r>
+        <w:rPr>
+          <w:sz w:val="18"/>
+          <w:szCs w:val="18"/>
         </w:rPr>
         <w:t>Interfejs użytkownika musi być w pełni responsywny (RWD), aby skaut mógł z niego wygodnie korzystać na urządzeniach mobilnych podczas turniejów e-sportowych.</w:t>
       </w:r>
@@ -3996,14 +3800,14 @@
           <w:numId w:val="7"/>
         </w:numPr>
         <w:rPr>
-          <w:sz w:val="21"/>
-          <w:szCs w:val="21"/>
-        </w:rPr>
-      </w:pPr>
-      <w:r>
-        <w:rPr>
-          <w:sz w:val="21"/>
-          <w:szCs w:val="21"/>
+          <w:sz w:val="18"/>
+          <w:szCs w:val="18"/>
+        </w:rPr>
+      </w:pPr>
+      <w:r>
+        <w:rPr>
+          <w:sz w:val="18"/>
+          <w:szCs w:val="18"/>
         </w:rPr>
         <w:t>System musi działać płynnie bez spadków wydajności.</w:t>
       </w:r>
@@ -4015,6 +3819,57 @@
           <w:numId w:val="7"/>
         </w:numPr>
         <w:rPr>
+          <w:sz w:val="18"/>
+          <w:szCs w:val="18"/>
+        </w:rPr>
+      </w:pPr>
+      <w:r>
+        <w:rPr>
+          <w:sz w:val="18"/>
+          <w:szCs w:val="18"/>
+        </w:rPr>
+        <w:t>System musi zapewniać bezpieczeństwo danych osobowych zgodnie z RODO.</w:t>
+      </w:r>
+    </w:p>
+    <w:p>
+      <w:pPr>
+        <w:rPr>
+          <w:sz w:val="18"/>
+          <w:szCs w:val="18"/>
+        </w:rPr>
+      </w:pPr>
+      <w:r>
+        <w:rPr>
+          <w:sz w:val="18"/>
+          <w:szCs w:val="18"/>
+        </w:rPr>
+        <w:t xml:space="preserve">S2.11. Uwagi i pytania otwarte </w:t>
+      </w:r>
+      <w:r>
+        <w:rPr>
+          <w:sz w:val="18"/>
+          <w:szCs w:val="18"/>
+        </w:rPr>
+        <w:br/>
+      </w:r>
+      <w:r>
+        <w:rPr>
+          <w:sz w:val="18"/>
+          <w:szCs w:val="18"/>
+        </w:rPr>
+        <w:t>Brak</w:t>
+      </w:r>
+      <w:r>
+        <w:rPr>
+          <w:sz w:val="18"/>
+          <w:szCs w:val="18"/>
+        </w:rPr>
+        <w:t>.</w:t>
+      </w:r>
+    </w:p>
+    <w:p>
+      <w:pPr>
+        <w:rPr>
           <w:sz w:val="21"/>
           <w:szCs w:val="21"/>
         </w:rPr>
@@ -4024,94 +3879,42 @@
           <w:sz w:val="21"/>
           <w:szCs w:val="21"/>
         </w:rPr>
-        <w:t>System musi zapewniać bezpieczeństwo danych osobowych zgodnie z RODO.</w:t>
-      </w:r>
-    </w:p>
-    <w:p>
-      <w:pPr>
-        <w:rPr>
-          <w:sz w:val="21"/>
-          <w:szCs w:val="21"/>
-        </w:rPr>
-      </w:pPr>
-      <w:r>
-        <w:rPr>
-          <w:sz w:val="21"/>
-          <w:szCs w:val="21"/>
-        </w:rPr>
-        <w:t xml:space="preserve">S2.11. Uwagi i pytania otwarte </w:t>
-      </w:r>
-      <w:r>
-        <w:rPr>
-          <w:sz w:val="21"/>
-          <w:szCs w:val="21"/>
-        </w:rPr>
-        <w:br/>
-      </w:r>
-      <w:r>
-        <w:rPr>
-          <w:sz w:val="21"/>
-          <w:szCs w:val="21"/>
-        </w:rPr>
-        <w:t>Brak.</w:t>
-      </w:r>
-    </w:p>
-    <w:p>
-      <w:pPr>
-        <w:rPr>
-          <w:sz w:val="21"/>
-          <w:szCs w:val="21"/>
-        </w:rPr>
-      </w:pPr>
-    </w:p>
-    <w:p>
-      <w:pPr>
-        <w:rPr>
-          <w:sz w:val="21"/>
-          <w:szCs w:val="21"/>
-        </w:rPr>
-      </w:pPr>
-    </w:p>
-    <w:p>
-      <w:pPr>
+        <w:br w:type="column"/>
+      </w:r>
+      <w:r>
         <w:rPr>
           <w:b/>
           <w:bCs/>
         </w:rPr>
-      </w:pPr>
-      <w:r>
-        <w:rPr>
-          <w:b/>
-          <w:bCs/>
-        </w:rPr>
+        <w:lastRenderedPageBreak/>
         <w:t>S3 Zarządzanie dokumentami finansowymi</w:t>
       </w:r>
     </w:p>
     <w:p>
       <w:pPr>
         <w:rPr>
-          <w:sz w:val="21"/>
-          <w:szCs w:val="21"/>
-        </w:rPr>
-      </w:pPr>
-      <w:r>
-        <w:rPr>
-          <w:sz w:val="21"/>
-          <w:szCs w:val="21"/>
+          <w:sz w:val="18"/>
+          <w:szCs w:val="18"/>
+        </w:rPr>
+      </w:pPr>
+      <w:r>
+        <w:rPr>
+          <w:sz w:val="18"/>
+          <w:szCs w:val="18"/>
         </w:rPr>
         <w:t xml:space="preserve">S3.1. Opis </w:t>
       </w:r>
       <w:r>
         <w:rPr>
-          <w:sz w:val="21"/>
-          <w:szCs w:val="21"/>
+          <w:sz w:val="18"/>
+          <w:szCs w:val="18"/>
         </w:rPr>
         <w:br/>
       </w:r>
       <w:r>
         <w:rPr>
-          <w:sz w:val="21"/>
-          <w:szCs w:val="21"/>
+          <w:sz w:val="18"/>
+          <w:szCs w:val="18"/>
         </w:rPr>
         <w:t>Funkcja pozwala na ewidencjonowanie pełnego spektrum operacji finansowych firmy: kosztów operacyjnych, przychodów z prowizji i transferów, umów barterowych oraz wypłat z puli nagród.</w:t>
       </w:r>
@@ -4119,28 +3922,28 @@
     <w:p>
       <w:pPr>
         <w:rPr>
-          <w:sz w:val="21"/>
-          <w:szCs w:val="21"/>
-        </w:rPr>
-      </w:pPr>
-      <w:r>
-        <w:rPr>
-          <w:sz w:val="21"/>
-          <w:szCs w:val="21"/>
+          <w:sz w:val="18"/>
+          <w:szCs w:val="18"/>
+        </w:rPr>
+      </w:pPr>
+      <w:r>
+        <w:rPr>
+          <w:sz w:val="18"/>
+          <w:szCs w:val="18"/>
         </w:rPr>
         <w:t xml:space="preserve">S3.2. Wspierane procedury i procesy biznesowe </w:t>
       </w:r>
       <w:r>
         <w:rPr>
-          <w:sz w:val="21"/>
-          <w:szCs w:val="21"/>
+          <w:sz w:val="18"/>
+          <w:szCs w:val="18"/>
         </w:rPr>
         <w:br/>
       </w:r>
       <w:r>
         <w:rPr>
-          <w:sz w:val="21"/>
-          <w:szCs w:val="21"/>
+          <w:sz w:val="18"/>
+          <w:szCs w:val="18"/>
         </w:rPr>
         <w:t>Rozliczenia finansowe firmy, zarządzanie budżetem, ewidencja barterów.</w:t>
       </w:r>
@@ -4148,28 +3951,28 @@
     <w:p>
       <w:pPr>
         <w:rPr>
-          <w:sz w:val="21"/>
-          <w:szCs w:val="21"/>
-        </w:rPr>
-      </w:pPr>
-      <w:r>
-        <w:rPr>
-          <w:sz w:val="21"/>
-          <w:szCs w:val="21"/>
+          <w:sz w:val="18"/>
+          <w:szCs w:val="18"/>
+        </w:rPr>
+      </w:pPr>
+      <w:r>
+        <w:rPr>
+          <w:sz w:val="18"/>
+          <w:szCs w:val="18"/>
         </w:rPr>
         <w:t xml:space="preserve">S3.3. Użytkownicy </w:t>
       </w:r>
       <w:r>
         <w:rPr>
-          <w:sz w:val="21"/>
-          <w:szCs w:val="21"/>
+          <w:sz w:val="18"/>
+          <w:szCs w:val="18"/>
         </w:rPr>
         <w:br/>
       </w:r>
       <w:r>
         <w:rPr>
-          <w:sz w:val="21"/>
-          <w:szCs w:val="21"/>
+          <w:sz w:val="18"/>
+          <w:szCs w:val="18"/>
         </w:rPr>
         <w:t>Księgowa.</w:t>
       </w:r>
@@ -4177,28 +3980,28 @@
     <w:p>
       <w:pPr>
         <w:rPr>
-          <w:sz w:val="21"/>
-          <w:szCs w:val="21"/>
-        </w:rPr>
-      </w:pPr>
-      <w:r>
-        <w:rPr>
-          <w:sz w:val="21"/>
-          <w:szCs w:val="21"/>
+          <w:sz w:val="18"/>
+          <w:szCs w:val="18"/>
+        </w:rPr>
+      </w:pPr>
+      <w:r>
+        <w:rPr>
+          <w:sz w:val="18"/>
+          <w:szCs w:val="18"/>
         </w:rPr>
         <w:t xml:space="preserve">S3.4. Warunki początkowe </w:t>
       </w:r>
       <w:r>
         <w:rPr>
-          <w:sz w:val="21"/>
-          <w:szCs w:val="21"/>
+          <w:sz w:val="18"/>
+          <w:szCs w:val="18"/>
         </w:rPr>
         <w:br/>
       </w:r>
       <w:r>
         <w:rPr>
-          <w:sz w:val="21"/>
-          <w:szCs w:val="21"/>
+          <w:sz w:val="18"/>
+          <w:szCs w:val="18"/>
         </w:rPr>
         <w:t>Księgowa pomyślnie przeszła proces logowania wzmocniony uwierzytelnianiem dwuetapowym (2FA).</w:t>
       </w:r>
@@ -4206,28 +4009,28 @@
     <w:p>
       <w:pPr>
         <w:rPr>
-          <w:sz w:val="21"/>
-          <w:szCs w:val="21"/>
-        </w:rPr>
-      </w:pPr>
-      <w:r>
-        <w:rPr>
-          <w:sz w:val="21"/>
-          <w:szCs w:val="21"/>
+          <w:sz w:val="18"/>
+          <w:szCs w:val="18"/>
+        </w:rPr>
+      </w:pPr>
+      <w:r>
+        <w:rPr>
+          <w:sz w:val="18"/>
+          <w:szCs w:val="18"/>
         </w:rPr>
         <w:t xml:space="preserve">S3.5. Warunki końcowe </w:t>
       </w:r>
       <w:r>
         <w:rPr>
-          <w:sz w:val="21"/>
-          <w:szCs w:val="21"/>
+          <w:sz w:val="18"/>
+          <w:szCs w:val="18"/>
         </w:rPr>
         <w:br/>
       </w:r>
       <w:r>
         <w:rPr>
-          <w:sz w:val="21"/>
-          <w:szCs w:val="21"/>
+          <w:sz w:val="18"/>
+          <w:szCs w:val="18"/>
         </w:rPr>
         <w:t>Wprowadzony dokument finansowy (koszt, przychód, umowa barterowa) zostaje utrwalony w systemie.</w:t>
       </w:r>
@@ -4235,102 +4038,102 @@
     <w:p>
       <w:pPr>
         <w:rPr>
-          <w:sz w:val="21"/>
-          <w:szCs w:val="21"/>
-        </w:rPr>
-      </w:pPr>
-      <w:r>
-        <w:rPr>
-          <w:sz w:val="21"/>
-          <w:szCs w:val="21"/>
+          <w:sz w:val="18"/>
+          <w:szCs w:val="18"/>
+        </w:rPr>
+      </w:pPr>
+      <w:r>
+        <w:rPr>
+          <w:sz w:val="18"/>
+          <w:szCs w:val="18"/>
         </w:rPr>
         <w:t xml:space="preserve">S3.6. Przebieg główny </w:t>
       </w:r>
       <w:r>
         <w:rPr>
-          <w:sz w:val="21"/>
-          <w:szCs w:val="21"/>
+          <w:sz w:val="18"/>
+          <w:szCs w:val="18"/>
         </w:rPr>
         <w:br/>
       </w:r>
       <w:r>
         <w:rPr>
-          <w:sz w:val="21"/>
-          <w:szCs w:val="21"/>
+          <w:sz w:val="18"/>
+          <w:szCs w:val="18"/>
         </w:rPr>
         <w:t xml:space="preserve">S3.6-1. Księgowa w module finansowym wybiera opcję dodania nowego dokumentu określającego koszty operacyjne. </w:t>
       </w:r>
       <w:r>
         <w:rPr>
-          <w:sz w:val="21"/>
-          <w:szCs w:val="21"/>
+          <w:sz w:val="18"/>
+          <w:szCs w:val="18"/>
         </w:rPr>
         <w:br/>
       </w:r>
       <w:r>
         <w:rPr>
-          <w:sz w:val="21"/>
-          <w:szCs w:val="21"/>
+          <w:sz w:val="18"/>
+          <w:szCs w:val="18"/>
         </w:rPr>
         <w:t xml:space="preserve">S3.6-2. Wprowadza kwotę, datę i przydziela właściwą kategorię (np. utrzymanie </w:t>
       </w:r>
       <w:proofErr w:type="spellStart"/>
       <w:r>
         <w:rPr>
-          <w:sz w:val="21"/>
-          <w:szCs w:val="21"/>
+          <w:sz w:val="18"/>
+          <w:szCs w:val="18"/>
         </w:rPr>
         <w:t>gaming</w:t>
       </w:r>
       <w:proofErr w:type="spellEnd"/>
       <w:r>
         <w:rPr>
-          <w:sz w:val="21"/>
-          <w:szCs w:val="21"/>
+          <w:sz w:val="18"/>
+          <w:szCs w:val="18"/>
         </w:rPr>
         <w:t xml:space="preserve"> </w:t>
       </w:r>
       <w:proofErr w:type="spellStart"/>
       <w:r>
         <w:rPr>
-          <w:sz w:val="21"/>
-          <w:szCs w:val="21"/>
+          <w:sz w:val="18"/>
+          <w:szCs w:val="18"/>
         </w:rPr>
         <w:t>house</w:t>
       </w:r>
       <w:proofErr w:type="spellEnd"/>
       <w:r>
         <w:rPr>
-          <w:sz w:val="21"/>
-          <w:szCs w:val="21"/>
+          <w:sz w:val="18"/>
+          <w:szCs w:val="18"/>
         </w:rPr>
         <w:t xml:space="preserve"> w Warszawie, pensje sztabu, budżet turniejowy). </w:t>
       </w:r>
       <w:r>
         <w:rPr>
-          <w:sz w:val="21"/>
-          <w:szCs w:val="21"/>
+          <w:sz w:val="18"/>
+          <w:szCs w:val="18"/>
         </w:rPr>
         <w:br/>
       </w:r>
       <w:r>
         <w:rPr>
-          <w:sz w:val="21"/>
-          <w:szCs w:val="21"/>
+          <w:sz w:val="18"/>
+          <w:szCs w:val="18"/>
         </w:rPr>
         <w:t xml:space="preserve">S3.6-3. System weryfikuje kompletność danych w formularzu. </w:t>
       </w:r>
       <w:r>
         <w:rPr>
-          <w:sz w:val="21"/>
-          <w:szCs w:val="21"/>
+          <w:sz w:val="18"/>
+          <w:szCs w:val="18"/>
         </w:rPr>
         <w:br/>
       </w:r>
       <w:r>
         <w:rPr>
-          <w:sz w:val="21"/>
-          <w:szCs w:val="21"/>
+          <w:sz w:val="18"/>
+          <w:szCs w:val="18"/>
         </w:rPr>
         <w:t>S3.6-4. System zapisuje dokument finansowy w bazie i podsumowuje saldo konta.</w:t>
       </w:r>
@@ -4338,59 +4141,72 @@
     <w:p>
       <w:pPr>
         <w:rPr>
-          <w:sz w:val="21"/>
-          <w:szCs w:val="21"/>
-        </w:rPr>
-      </w:pPr>
-      <w:r>
-        <w:rPr>
-          <w:sz w:val="21"/>
-          <w:szCs w:val="21"/>
+          <w:sz w:val="18"/>
+          <w:szCs w:val="18"/>
+        </w:rPr>
+      </w:pPr>
+      <w:r>
+        <w:rPr>
+          <w:sz w:val="18"/>
+          <w:szCs w:val="18"/>
         </w:rPr>
         <w:t xml:space="preserve">S3.7. Przebiegi alternatywne </w:t>
       </w:r>
       <w:r>
         <w:rPr>
-          <w:sz w:val="21"/>
-          <w:szCs w:val="21"/>
+          <w:sz w:val="18"/>
+          <w:szCs w:val="18"/>
         </w:rPr>
         <w:br/>
       </w:r>
       <w:r>
         <w:rPr>
-          <w:sz w:val="21"/>
-          <w:szCs w:val="21"/>
-        </w:rPr>
-        <w:t xml:space="preserve">PA3.7.1-1. Księgowa wybiera opcję ewidencji umowy barterowej zamiast klasycznego kosztu. PA3.7.1-2. System pozwala na wybór partnera zewnętrznego (np. x-Tech dla sprzętu, Kartofel dla cateringu) oraz określenie szacunkowej wartości świadczeń. </w:t>
-      </w:r>
-      <w:r>
-        <w:rPr>
-          <w:sz w:val="21"/>
-          <w:szCs w:val="21"/>
+          <w:sz w:val="18"/>
+          <w:szCs w:val="18"/>
+        </w:rPr>
+        <w:t>PA3.7.1-1. Księgowa wybiera opcję ewidencji umowy barterowej zamiast klasycznego kosztu.</w:t>
+      </w:r>
+      <w:r>
+        <w:rPr>
+          <w:sz w:val="18"/>
+          <w:szCs w:val="18"/>
         </w:rPr>
         <w:br/>
       </w:r>
       <w:r>
         <w:rPr>
-          <w:sz w:val="21"/>
-          <w:szCs w:val="21"/>
-        </w:rPr>
-        <w:lastRenderedPageBreak/>
+          <w:sz w:val="18"/>
+          <w:szCs w:val="18"/>
+        </w:rPr>
+        <w:t xml:space="preserve">PA3.7.1-2. System pozwala na wybór partnera zewnętrznego (np. x-Tech dla sprzętu, Kartofel dla cateringu) oraz określenie szacunkowej wartości świadczeń. </w:t>
+      </w:r>
+      <w:r>
+        <w:rPr>
+          <w:sz w:val="18"/>
+          <w:szCs w:val="18"/>
+        </w:rPr>
+        <w:br/>
+      </w:r>
+      <w:r>
+        <w:rPr>
+          <w:sz w:val="18"/>
+          <w:szCs w:val="18"/>
+        </w:rPr>
         <w:t xml:space="preserve">PA3.7.2-1. Księgowa rejestruje przychód dla agencji (np. prowizja z zewnętrznych współprac gracza na </w:t>
       </w:r>
       <w:proofErr w:type="spellStart"/>
       <w:r>
         <w:rPr>
-          <w:sz w:val="21"/>
-          <w:szCs w:val="21"/>
+          <w:sz w:val="18"/>
+          <w:szCs w:val="18"/>
         </w:rPr>
         <w:t>streamach</w:t>
       </w:r>
       <w:proofErr w:type="spellEnd"/>
       <w:r>
         <w:rPr>
-          <w:sz w:val="21"/>
-          <w:szCs w:val="21"/>
+          <w:sz w:val="18"/>
+          <w:szCs w:val="18"/>
         </w:rPr>
         <w:t>).</w:t>
       </w:r>
@@ -4398,28 +4214,28 @@
     <w:p>
       <w:pPr>
         <w:rPr>
-          <w:sz w:val="21"/>
-          <w:szCs w:val="21"/>
-        </w:rPr>
-      </w:pPr>
-      <w:r>
-        <w:rPr>
-          <w:sz w:val="21"/>
-          <w:szCs w:val="21"/>
+          <w:sz w:val="18"/>
+          <w:szCs w:val="18"/>
+        </w:rPr>
+      </w:pPr>
+      <w:r>
+        <w:rPr>
+          <w:sz w:val="18"/>
+          <w:szCs w:val="18"/>
         </w:rPr>
         <w:t xml:space="preserve">S3.8. Sytuacje wyjątkowe </w:t>
       </w:r>
       <w:r>
         <w:rPr>
-          <w:sz w:val="21"/>
-          <w:szCs w:val="21"/>
+          <w:sz w:val="18"/>
+          <w:szCs w:val="18"/>
         </w:rPr>
         <w:br/>
       </w:r>
       <w:r>
         <w:rPr>
-          <w:sz w:val="21"/>
-          <w:szCs w:val="21"/>
+          <w:sz w:val="18"/>
+          <w:szCs w:val="18"/>
         </w:rPr>
         <w:t xml:space="preserve">SW3.8.1-1. Próba wykonania przypadku </w:t>
       </w:r>
@@ -4427,15 +4243,15 @@
         <w:rPr>
           <w:i/>
           <w:iCs/>
-          <w:sz w:val="21"/>
-          <w:szCs w:val="21"/>
+          <w:sz w:val="18"/>
+          <w:szCs w:val="18"/>
         </w:rPr>
         <w:t>Generuj zestawienia finansowe</w:t>
       </w:r>
       <w:r>
         <w:rPr>
-          <w:sz w:val="21"/>
-          <w:szCs w:val="21"/>
+          <w:sz w:val="18"/>
+          <w:szCs w:val="18"/>
         </w:rPr>
         <w:t xml:space="preserve"> dla Urzędu Skarbowego przekracza zakładany limit czasu. Akcja: Jeśli system nie zdoła wygenerować miesięcznego zestawienia finansowego w ciągu wymaganego czasu maksymalnie 30 sekund, proces zostaje przerwany z komunikatem błędu, zachęcającym do zawężenia zakresu dat.</w:t>
       </w:r>
@@ -4443,14 +4259,14 @@
     <w:p>
       <w:pPr>
         <w:rPr>
-          <w:sz w:val="21"/>
-          <w:szCs w:val="21"/>
-        </w:rPr>
-      </w:pPr>
-      <w:r>
-        <w:rPr>
-          <w:sz w:val="21"/>
-          <w:szCs w:val="21"/>
+          <w:sz w:val="18"/>
+          <w:szCs w:val="18"/>
+        </w:rPr>
+      </w:pPr>
+      <w:r>
+        <w:rPr>
+          <w:sz w:val="18"/>
+          <w:szCs w:val="18"/>
         </w:rPr>
         <w:t>S3.9. Reguły Uprawnienia Księgowej w systemie:</w:t>
       </w:r>
@@ -4462,14 +4278,14 @@
           <w:numId w:val="8"/>
         </w:numPr>
         <w:rPr>
-          <w:sz w:val="21"/>
-          <w:szCs w:val="21"/>
-        </w:rPr>
-      </w:pPr>
-      <w:r>
-        <w:rPr>
-          <w:sz w:val="21"/>
-          <w:szCs w:val="21"/>
+          <w:sz w:val="18"/>
+          <w:szCs w:val="18"/>
+        </w:rPr>
+      </w:pPr>
+      <w:r>
+        <w:rPr>
+          <w:sz w:val="18"/>
+          <w:szCs w:val="18"/>
         </w:rPr>
         <w:t>Pełne prawo do modyfikacji, odczytu, wyszukiwania, usuwania i dodawania (CRUD) wszystkich dokumentów finansowych firmy.</w:t>
       </w:r>
@@ -4481,14 +4297,14 @@
           <w:numId w:val="8"/>
         </w:numPr>
         <w:rPr>
-          <w:sz w:val="21"/>
-          <w:szCs w:val="21"/>
-        </w:rPr>
-      </w:pPr>
-      <w:r>
-        <w:rPr>
-          <w:sz w:val="21"/>
-          <w:szCs w:val="21"/>
+          <w:sz w:val="18"/>
+          <w:szCs w:val="18"/>
+        </w:rPr>
+      </w:pPr>
+      <w:r>
+        <w:rPr>
+          <w:sz w:val="18"/>
+          <w:szCs w:val="18"/>
         </w:rPr>
         <w:t>Generowanie raportów i zestawień dla Urzędu Skarbowego we właściwym standardzie.</w:t>
       </w:r>
@@ -4496,14 +4312,14 @@
     <w:p>
       <w:pPr>
         <w:rPr>
-          <w:sz w:val="21"/>
-          <w:szCs w:val="21"/>
-        </w:rPr>
-      </w:pPr>
-      <w:r>
-        <w:rPr>
-          <w:sz w:val="21"/>
-          <w:szCs w:val="21"/>
+          <w:sz w:val="18"/>
+          <w:szCs w:val="18"/>
+        </w:rPr>
+      </w:pPr>
+      <w:r>
+        <w:rPr>
+          <w:sz w:val="18"/>
+          <w:szCs w:val="18"/>
         </w:rPr>
         <w:t>S3.10. Wymagania niefunkcjonalne</w:t>
       </w:r>
@@ -4515,14 +4331,14 @@
           <w:numId w:val="9"/>
         </w:numPr>
         <w:rPr>
-          <w:sz w:val="21"/>
-          <w:szCs w:val="21"/>
-        </w:rPr>
-      </w:pPr>
-      <w:r>
-        <w:rPr>
-          <w:sz w:val="21"/>
-          <w:szCs w:val="21"/>
+          <w:sz w:val="18"/>
+          <w:szCs w:val="18"/>
+        </w:rPr>
+      </w:pPr>
+      <w:r>
+        <w:rPr>
+          <w:sz w:val="18"/>
+          <w:szCs w:val="18"/>
         </w:rPr>
         <w:t>Dostęp do modułu chroniony jest uwierzytelnianiem 2FA.</w:t>
       </w:r>
@@ -4534,14 +4350,14 @@
           <w:numId w:val="9"/>
         </w:numPr>
         <w:rPr>
-          <w:sz w:val="21"/>
-          <w:szCs w:val="21"/>
-        </w:rPr>
-      </w:pPr>
-      <w:r>
-        <w:rPr>
-          <w:sz w:val="21"/>
-          <w:szCs w:val="21"/>
+          <w:sz w:val="18"/>
+          <w:szCs w:val="18"/>
+        </w:rPr>
+      </w:pPr>
+      <w:r>
+        <w:rPr>
+          <w:sz w:val="18"/>
+          <w:szCs w:val="18"/>
         </w:rPr>
         <w:t>Moduł formatuje dane zgodnie z aktualnymi standardami narzucanymi przez Urząd Skarbowy.</w:t>
       </w:r>
@@ -4553,14 +4369,14 @@
           <w:numId w:val="9"/>
         </w:numPr>
         <w:rPr>
-          <w:sz w:val="21"/>
-          <w:szCs w:val="21"/>
-        </w:rPr>
-      </w:pPr>
-      <w:r>
-        <w:rPr>
-          <w:sz w:val="21"/>
-          <w:szCs w:val="21"/>
+          <w:sz w:val="18"/>
+          <w:szCs w:val="18"/>
+        </w:rPr>
+      </w:pPr>
+      <w:r>
+        <w:rPr>
+          <w:sz w:val="18"/>
+          <w:szCs w:val="18"/>
         </w:rPr>
         <w:t>System generuje miesięczne zestawienia w czasie nie dłuższym niż 30 sekund od żądania.</w:t>
       </w:r>
@@ -4572,48 +4388,46 @@
           <w:numId w:val="9"/>
         </w:numPr>
         <w:rPr>
-          <w:sz w:val="21"/>
-          <w:szCs w:val="21"/>
-        </w:rPr>
-      </w:pPr>
-      <w:r>
-        <w:rPr>
-          <w:sz w:val="21"/>
-          <w:szCs w:val="21"/>
+          <w:sz w:val="18"/>
+          <w:szCs w:val="18"/>
+        </w:rPr>
+      </w:pPr>
+      <w:r>
+        <w:rPr>
+          <w:sz w:val="18"/>
+          <w:szCs w:val="18"/>
         </w:rPr>
         <w:t>Cała komunikacja szyfrowana jest przez protokół HTTPS.</w:t>
       </w:r>
     </w:p>
     <w:p>
-      <w:r>
-        <w:rPr>
-          <w:sz w:val="21"/>
-          <w:szCs w:val="21"/>
+      <w:pPr>
+        <w:rPr>
+          <w:sz w:val="18"/>
+          <w:szCs w:val="18"/>
+        </w:rPr>
+      </w:pPr>
+      <w:r>
+        <w:rPr>
+          <w:sz w:val="18"/>
+          <w:szCs w:val="18"/>
         </w:rPr>
         <w:t xml:space="preserve">S3.11. Uwagi i pytania otwarte </w:t>
       </w:r>
       <w:r>
         <w:rPr>
-          <w:sz w:val="21"/>
-          <w:szCs w:val="21"/>
+          <w:sz w:val="18"/>
+          <w:szCs w:val="18"/>
         </w:rPr>
         <w:br/>
       </w:r>
       <w:r>
         <w:rPr>
-          <w:sz w:val="21"/>
-          <w:szCs w:val="21"/>
+          <w:sz w:val="18"/>
+          <w:szCs w:val="18"/>
         </w:rPr>
         <w:t>Brak.</w:t>
       </w:r>
-    </w:p>
-    <w:p>
-      <w:pPr>
-        <w:rPr>
-          <w:b/>
-          <w:bCs/>
-        </w:rPr>
-      </w:pPr>
     </w:p>
     <w:sectPr>
       <w:pgSz w:w="11906" w:h="16838"/>
@@ -6493,6 +6307,7 @@
   <w:style w:type="character" w:default="1" w:styleId="Domylnaczcionkaakapitu">
     <w:name w:val="Default Paragraph Font"/>
     <w:uiPriority w:val="1"/>
+    <w:semiHidden/>
     <w:unhideWhenUsed/>
   </w:style>
   <w:style w:type="table" w:default="1" w:styleId="Standardowy">
